--- a/public/tushar_sharma.docx
+++ b/public/tushar_sharma.docx
@@ -189,7 +189,7 @@
           <w:szCs w:val="21"/>
           <w:rtl w:val="0"/>
         </w:rPr>
-        <w:t xml:space="preserve">Software Engineer with 1.5+ years of experience building scalable backend systems and analytics platforms. Proficient in Java, Python, and JavaScript with hands-on experience in distributed systems, event-driven architecture, and full-stack development. Skilled in Spring Boot, Kafka, Elasticsearch, Docker, and CI/CD pipelines.</w:t>
+        <w:t xml:space="preserve">Software Engineer with 2 years building KPI analytics platforms and backend systems in production. Experienced with Java, Kafka, Elasticsearch, and Redis in real workloads. Open to backend and analytics engineering roles</w:t>
       </w:r>
       <w:r>
         <w:rPr>
@@ -311,6 +311,9 @@
         </w:pBdr>
         <w:spacing w:after="30" w:before="120" w:lineRule="auto"/>
         <w:rPr>
+          <w:rFonts w:ascii="Arial" w:cs="Arial" w:eastAsia="Arial" w:hAnsi="Arial"/>
+          <w:b w:val="1"/>
+          <w:bCs w:val="1"/>
           <w:sz w:val="22"/>
           <w:szCs w:val="22"/>
         </w:rPr>
@@ -329,23 +332,6 @@
       </w:r>
       <w:r>
         <w:rPr>
-          <w:rtl w:val="0"/>
-        </w:rPr>
-      </w:r>
-    </w:p>
-    <w:p>
-      <w:pPr>
-        <w:tabs>
-          <w:tab w:val="right" w:leader="none" w:pos="9990"/>
-        </w:tabs>
-        <w:spacing w:after="20" w:before="100" w:lineRule="auto"/>
-        <w:rPr>
-          <w:sz w:val="22"/>
-          <w:szCs w:val="22"/>
-        </w:rPr>
-      </w:pPr>
-      <w:r>
-        <w:rPr>
           <w:rFonts w:ascii="Arial" w:cs="Arial" w:eastAsia="Arial" w:hAnsi="Arial"/>
           <w:b w:val="1"/>
           <w:bCs w:val="1"/>
@@ -353,23 +339,31 @@
           <w:szCs w:val="22"/>
           <w:rtl w:val="0"/>
         </w:rPr>
-        <w:t xml:space="preserve">Software Engineer  |  </w:t>
-      </w:r>
-      <w:hyperlink r:id="rId10">
-        <w:r>
-          <w:rPr>
-            <w:rFonts w:ascii="Arial" w:cs="Arial" w:eastAsia="Arial" w:hAnsi="Arial"/>
-            <w:b w:val="1"/>
-            <w:bCs w:val="1"/>
-            <w:color w:val="1155cc"/>
-            <w:sz w:val="22"/>
-            <w:szCs w:val="22"/>
-            <w:u w:val="single"/>
-            <w:rtl w:val="0"/>
-          </w:rPr>
-          <w:t xml:space="preserve">Salescode.ai</w:t>
-        </w:r>
-      </w:hyperlink>
+        <w:t xml:space="preserve"> </w:t>
+        <w:tab/>
+      </w:r>
+    </w:p>
+    <w:p>
+      <w:pPr>
+        <w:tabs>
+          <w:tab w:val="right" w:leader="none" w:pos="9990"/>
+        </w:tabs>
+        <w:spacing w:after="20" w:before="80" w:lineRule="auto"/>
+        <w:rPr>
+          <w:rFonts w:ascii="Arial" w:cs="Arial" w:eastAsia="Arial" w:hAnsi="Arial"/>
+          <w:sz w:val="22"/>
+          <w:szCs w:val="22"/>
+        </w:rPr>
+      </w:pPr>
+      <w:r>
+        <w:rPr>
+          <w:rFonts w:ascii="Arial Unicode MS" w:cs="Arial Unicode MS" w:eastAsia="Arial Unicode MS" w:hAnsi="Arial Unicode MS"/>
+          <w:b w:val="1"/>
+          <w:bCs w:val="1"/>
+          <w:rtl w:val="0"/>
+        </w:rPr>
+        <w:t xml:space="preserve">Software Engineer Trainee → Software Engineer | Salescode.ai</w:t>
+      </w:r>
       <w:r>
         <w:rPr>
           <w:rFonts w:ascii="Arial" w:cs="Arial" w:eastAsia="Arial" w:hAnsi="Arial"/>
@@ -380,25 +374,276 @@
           <w:rtl w:val="0"/>
         </w:rPr>
         <w:tab/>
-      </w:r>
-      <w:r>
-        <w:rPr>
-          <w:rFonts w:ascii="Arial" w:cs="Arial" w:eastAsia="Arial" w:hAnsi="Arial"/>
+        <w:t xml:space="preserve">F</w:t>
+      </w:r>
+      <w:r>
+        <w:rPr>
+          <w:rFonts w:ascii="Arial" w:cs="Arial" w:eastAsia="Arial" w:hAnsi="Arial"/>
+          <w:b w:val="1"/>
+          <w:bCs w:val="1"/>
+          <w:rtl w:val="0"/>
+        </w:rPr>
+        <w:t xml:space="preserve">eb 2024 – Present</w:t>
+      </w:r>
+      <w:r>
+        <w:rPr>
+          <w:rtl w:val="0"/>
+        </w:rPr>
+      </w:r>
+    </w:p>
+    <w:p>
+      <w:pPr>
+        <w:spacing w:after="20" w:before="0" w:lineRule="auto"/>
+        <w:rPr>
+          <w:sz w:val="21"/>
+          <w:szCs w:val="21"/>
+        </w:rPr>
+      </w:pPr>
+      <w:r>
+        <w:rPr>
+          <w:rFonts w:ascii="Arial" w:cs="Arial" w:eastAsia="Arial" w:hAnsi="Arial"/>
+          <w:i w:val="1"/>
+          <w:iCs w:val="1"/>
+          <w:sz w:val="21"/>
+          <w:szCs w:val="21"/>
+          <w:rtl w:val="0"/>
+        </w:rPr>
+        <w:t xml:space="preserve">Gurugram, Haryana</w:t>
+      </w:r>
+      <w:r>
+        <w:rPr>
+          <w:rtl w:val="0"/>
+        </w:rPr>
+      </w:r>
+    </w:p>
+    <w:p>
+      <w:pPr>
+        <w:numPr>
+          <w:ilvl w:val="0"/>
+          <w:numId w:val="1"/>
+        </w:numPr>
+        <w:spacing w:after="0" w:afterAutospacing="0" w:before="0" w:lineRule="auto"/>
+        <w:ind w:left="720" w:hanging="360"/>
+        <w:rPr>
+          <w:rFonts w:ascii="Arial" w:cs="Arial" w:eastAsia="Arial" w:hAnsi="Arial"/>
+          <w:sz w:val="21"/>
+          <w:szCs w:val="21"/>
+        </w:rPr>
+      </w:pPr>
+      <w:r>
+        <w:rPr>
+          <w:rFonts w:ascii="Arial" w:cs="Arial" w:eastAsia="Arial" w:hAnsi="Arial"/>
+          <w:sz w:val="21"/>
+          <w:szCs w:val="21"/>
+          <w:rtl w:val="0"/>
+        </w:rPr>
+        <w:t xml:space="preserve">Designed and implemented an Elasticsearch index strategy enabling location and product-division level drill-down for KPI metrics, improving analytical granularity across the platform.</w:t>
+      </w:r>
+    </w:p>
+    <w:p>
+      <w:pPr>
+        <w:numPr>
+          <w:ilvl w:val="0"/>
+          <w:numId w:val="3"/>
+        </w:numPr>
+        <w:spacing w:after="0" w:afterAutospacing="0" w:before="0" w:beforeAutospacing="0" w:lineRule="auto"/>
+        <w:ind w:left="720" w:hanging="360"/>
+        <w:rPr>
+          <w:sz w:val="21"/>
+          <w:szCs w:val="21"/>
+        </w:rPr>
+      </w:pPr>
+      <w:r>
+        <w:rPr>
+          <w:rFonts w:ascii="Arial" w:cs="Arial" w:eastAsia="Arial" w:hAnsi="Arial"/>
+          <w:sz w:val="21"/>
+          <w:szCs w:val="21"/>
+          <w:rtl w:val="0"/>
+        </w:rPr>
+        <w:t xml:space="preserve">Built an internal onboarding dashboard for Business Analysts to self-configure client Lines of Business onto the platform, removing the need for engineers to manually configure each new client setup.</w:t>
+      </w:r>
+    </w:p>
+    <w:p>
+      <w:pPr>
+        <w:numPr>
+          <w:ilvl w:val="0"/>
+          <w:numId w:val="3"/>
+        </w:numPr>
+        <w:spacing w:after="0" w:afterAutospacing="0" w:before="0" w:beforeAutospacing="0" w:lineRule="auto"/>
+        <w:ind w:left="720" w:hanging="360"/>
+        <w:rPr>
+          <w:sz w:val="21"/>
+          <w:szCs w:val="21"/>
+        </w:rPr>
+      </w:pPr>
+      <w:r>
+        <w:rPr>
+          <w:rFonts w:ascii="Arial" w:cs="Arial" w:eastAsia="Arial" w:hAnsi="Arial"/>
+          <w:sz w:val="21"/>
+          <w:szCs w:val="21"/>
+          <w:rtl w:val="0"/>
+        </w:rPr>
+        <w:t xml:space="preserve">Built automated test coverage for KPI analytics workflows, catching regression issues that previously required manual verification before each release.</w:t>
+      </w:r>
+    </w:p>
+    <w:p>
+      <w:pPr>
+        <w:numPr>
+          <w:ilvl w:val="0"/>
+          <w:numId w:val="3"/>
+        </w:numPr>
+        <w:spacing w:after="0" w:afterAutospacing="0" w:before="0" w:beforeAutospacing="0" w:lineRule="auto"/>
+        <w:ind w:left="720" w:hanging="360"/>
+        <w:rPr>
+          <w:sz w:val="21"/>
+          <w:szCs w:val="21"/>
+        </w:rPr>
+      </w:pPr>
+      <w:r>
+        <w:rPr>
+          <w:rFonts w:ascii="Arial" w:cs="Arial" w:eastAsia="Arial" w:hAnsi="Arial"/>
+          <w:sz w:val="21"/>
+          <w:szCs w:val="21"/>
+          <w:rtl w:val="0"/>
+        </w:rPr>
+        <w:t xml:space="preserve">Built React.js dashboard components for hierarchical KPI visualization, translating complex nested data structures into navigable manager and supervisor views.</w:t>
+      </w:r>
+    </w:p>
+    <w:p>
+      <w:pPr>
+        <w:numPr>
+          <w:ilvl w:val="0"/>
+          <w:numId w:val="3"/>
+        </w:numPr>
+        <w:spacing w:after="0" w:afterAutospacing="0" w:before="0" w:beforeAutospacing="0" w:lineRule="auto"/>
+        <w:ind w:left="720" w:hanging="360"/>
+        <w:rPr>
+          <w:sz w:val="21"/>
+          <w:szCs w:val="21"/>
+        </w:rPr>
+      </w:pPr>
+      <w:r>
+        <w:rPr>
+          <w:rFonts w:ascii="Arial" w:cs="Arial" w:eastAsia="Arial" w:hAnsi="Arial"/>
+          <w:sz w:val="21"/>
+          <w:szCs w:val="21"/>
+          <w:rtl w:val="0"/>
+        </w:rPr>
+        <w:t xml:space="preserve">Automated KPI batch processing jobs via Jenkins pipelines, replacing manual runs and improving consistency of scheduled data processing.</w:t>
+      </w:r>
+    </w:p>
+    <w:p>
+      <w:pPr>
+        <w:numPr>
+          <w:ilvl w:val="0"/>
+          <w:numId w:val="3"/>
+        </w:numPr>
+        <w:spacing w:after="0" w:afterAutospacing="0" w:before="0" w:beforeAutospacing="0" w:lineRule="auto"/>
+        <w:ind w:left="720" w:hanging="360"/>
+        <w:rPr>
+          <w:sz w:val="21"/>
+          <w:szCs w:val="21"/>
+        </w:rPr>
+      </w:pPr>
+      <w:r>
+        <w:rPr>
+          <w:rFonts w:ascii="Arial" w:cs="Arial" w:eastAsia="Arial" w:hAnsi="Arial"/>
+          <w:sz w:val="21"/>
+          <w:szCs w:val="21"/>
+          <w:rtl w:val="0"/>
+        </w:rPr>
+        <w:t xml:space="preserve">Built high-concurrency backend services using Netty for non-blocking I/O, improving throughput for latency-sensitive analytics workloads.</w:t>
+      </w:r>
+    </w:p>
+    <w:p>
+      <w:pPr>
+        <w:numPr>
+          <w:ilvl w:val="0"/>
+          <w:numId w:val="3"/>
+        </w:numPr>
+        <w:spacing w:after="28" w:before="28" w:lineRule="auto"/>
+        <w:ind w:left="720" w:hanging="360"/>
+        <w:rPr>
+          <w:rFonts w:ascii="Arial" w:cs="Arial" w:eastAsia="Arial" w:hAnsi="Arial"/>
+          <w:sz w:val="21"/>
+          <w:szCs w:val="21"/>
+        </w:rPr>
+      </w:pPr>
+      <w:r>
+        <w:rPr>
+          <w:rFonts w:ascii="Arial" w:cs="Arial" w:eastAsia="Arial" w:hAnsi="Arial"/>
+          <w:sz w:val="21"/>
+          <w:szCs w:val="21"/>
+          <w:rtl w:val="0"/>
+        </w:rPr>
+        <w:t xml:space="preserve">Received Lead Performer Award (2025) for delivering scalable backend solutions and driving measurable improvements in system performance and analytics</w:t>
+      </w:r>
+      <w:r>
+        <w:rPr>
+          <w:rtl w:val="0"/>
+        </w:rPr>
+      </w:r>
+    </w:p>
+    <w:p>
+      <w:pPr>
+        <w:pBdr>
+          <w:bottom w:color="000000" w:space="1" w:sz="6" w:val="single"/>
+        </w:pBdr>
+        <w:spacing w:after="30" w:before="120" w:lineRule="auto"/>
+        <w:rPr>
+          <w:sz w:val="24"/>
+          <w:szCs w:val="24"/>
+        </w:rPr>
+      </w:pPr>
+      <w:r>
+        <w:rPr>
+          <w:rFonts w:ascii="Arial" w:cs="Arial" w:eastAsia="Arial" w:hAnsi="Arial"/>
+          <w:b w:val="1"/>
+          <w:bCs w:val="1"/>
+          <w:smallCaps w:val="1"/>
+          <w:sz w:val="24"/>
+          <w:szCs w:val="24"/>
+          <w:rtl w:val="0"/>
+        </w:rPr>
+        <w:t xml:space="preserve">PROJECTS</w:t>
+      </w:r>
+      <w:r>
+        <w:rPr>
+          <w:rtl w:val="0"/>
+        </w:rPr>
+      </w:r>
+    </w:p>
+    <w:p>
+      <w:pPr>
+        <w:tabs>
+          <w:tab w:val="right" w:leader="none" w:pos="9360"/>
+        </w:tabs>
+        <w:spacing w:after="20" w:before="100" w:lineRule="auto"/>
+        <w:rPr>
           <w:sz w:val="22"/>
           <w:szCs w:val="22"/>
-          <w:rtl w:val="0"/>
-        </w:rPr>
-        <w:t xml:space="preserve">August 2024 – Present</w:t>
-      </w:r>
-      <w:r>
-        <w:rPr>
-          <w:rtl w:val="0"/>
-        </w:rPr>
-      </w:r>
-    </w:p>
-    <w:p>
-      <w:pPr>
-        <w:spacing w:after="20" w:before="0" w:lineRule="auto"/>
+        </w:rPr>
+      </w:pPr>
+      <w:r>
+        <w:rPr>
+          <w:rFonts w:ascii="Arial" w:cs="Arial" w:eastAsia="Arial" w:hAnsi="Arial"/>
+          <w:b w:val="1"/>
+          <w:bCs w:val="1"/>
+          <w:sz w:val="22"/>
+          <w:szCs w:val="22"/>
+          <w:rtl w:val="0"/>
+        </w:rPr>
+        <w:t xml:space="preserve">Real-Time Event Processing Platform</w:t>
+      </w:r>
+      <w:r>
+        <w:rPr>
+          <w:rtl w:val="0"/>
+        </w:rPr>
+      </w:r>
+    </w:p>
+    <w:p>
+      <w:pPr>
+        <w:spacing w:after="22" w:before="0" w:lineRule="auto"/>
         <w:rPr>
           <w:sz w:val="21"/>
           <w:szCs w:val="21"/>
@@ -413,7 +658,138 @@
           <w:szCs w:val="21"/>
           <w:rtl w:val="0"/>
         </w:rPr>
-        <w:t xml:space="preserve">Gurugram, Haryana</w:t>
+        <w:t xml:space="preserve">Java · Spring Boot · PostgreSQL · Redis · Apache Kafka · Prometheus · Grafana</w:t>
+      </w:r>
+      <w:r>
+        <w:rPr>
+          <w:rtl w:val="0"/>
+        </w:rPr>
+      </w:r>
+    </w:p>
+    <w:p>
+      <w:pPr>
+        <w:numPr>
+          <w:ilvl w:val="0"/>
+          <w:numId w:val="6"/>
+        </w:numPr>
+        <w:spacing w:after="0" w:afterAutospacing="0" w:before="20" w:lineRule="auto"/>
+        <w:ind w:left="720" w:hanging="360"/>
+        <w:rPr>
+          <w:sz w:val="21"/>
+          <w:szCs w:val="21"/>
+        </w:rPr>
+      </w:pPr>
+      <w:r>
+        <w:rPr>
+          <w:rFonts w:ascii="Arial" w:cs="Arial" w:eastAsia="Arial" w:hAnsi="Arial"/>
+          <w:sz w:val="21"/>
+          <w:szCs w:val="21"/>
+          <w:rtl w:val="0"/>
+        </w:rPr>
+        <w:t xml:space="preserve">Architected an event-driven microservices system with producer, consumer, and </w:t>
+        <w:tab/>
+        <w:t xml:space="preserve">monitoring services to process high-throughput real-time streaming data.</w:t>
+      </w:r>
+    </w:p>
+    <w:p>
+      <w:pPr>
+        <w:numPr>
+          <w:ilvl w:val="0"/>
+          <w:numId w:val="4"/>
+        </w:numPr>
+        <w:spacing w:after="0" w:afterAutospacing="0" w:before="0" w:beforeAutospacing="0" w:lineRule="auto"/>
+        <w:ind w:left="720" w:hanging="360"/>
+        <w:rPr>
+          <w:sz w:val="21"/>
+          <w:szCs w:val="21"/>
+        </w:rPr>
+      </w:pPr>
+      <w:r>
+        <w:rPr>
+          <w:rFonts w:ascii="Arial" w:cs="Arial" w:eastAsia="Arial" w:hAnsi="Arial"/>
+          <w:sz w:val="21"/>
+          <w:szCs w:val="21"/>
+          <w:rtl w:val="0"/>
+        </w:rPr>
+        <w:t xml:space="preserve">Implemented Kafka-based pipelines with retry mechanisms, idempotency handling, and fault tolerance; integrated Prometheus and Grafana for real-time observability.</w:t>
+      </w:r>
+    </w:p>
+    <w:p>
+      <w:pPr>
+        <w:numPr>
+          <w:ilvl w:val="0"/>
+          <w:numId w:val="4"/>
+        </w:numPr>
+        <w:spacing w:after="240" w:before="0" w:beforeAutospacing="0" w:lineRule="auto"/>
+        <w:ind w:left="720" w:hanging="360"/>
+        <w:rPr>
+          <w:sz w:val="21"/>
+          <w:szCs w:val="21"/>
+        </w:rPr>
+      </w:pPr>
+      <w:r>
+        <w:rPr>
+          <w:rFonts w:ascii="Arial" w:cs="Arial" w:eastAsia="Arial" w:hAnsi="Arial"/>
+          <w:sz w:val="21"/>
+          <w:szCs w:val="21"/>
+          <w:rtl w:val="0"/>
+        </w:rPr>
+        <w:t xml:space="preserve">Designed asynchronous workflows using distributed system patterns to improve </w:t>
+        <w:tab/>
+        <w:t xml:space="preserve">throughput and reduce processing latency under load.</w:t>
+      </w:r>
+      <w:r>
+        <w:rPr>
+          <w:rtl w:val="0"/>
+        </w:rPr>
+      </w:r>
+    </w:p>
+    <w:p>
+      <w:pPr>
+        <w:tabs>
+          <w:tab w:val="right" w:leader="none" w:pos="9360"/>
+        </w:tabs>
+        <w:spacing w:after="20" w:before="100" w:lineRule="auto"/>
+        <w:rPr>
+          <w:sz w:val="22"/>
+          <w:szCs w:val="22"/>
+        </w:rPr>
+      </w:pPr>
+      <w:r>
+        <w:rPr>
+          <w:rFonts w:ascii="Arial" w:cs="Arial" w:eastAsia="Arial" w:hAnsi="Arial"/>
+          <w:b w:val="1"/>
+          <w:bCs w:val="1"/>
+          <w:sz w:val="22"/>
+          <w:szCs w:val="22"/>
+          <w:rtl w:val="0"/>
+        </w:rPr>
+        <w:t xml:space="preserve">Insights Hub – GitHub Analytics Platform</w:t>
+      </w:r>
+      <w:r>
+        <w:rPr>
+          <w:rtl w:val="0"/>
+        </w:rPr>
+      </w:r>
+    </w:p>
+    <w:p>
+      <w:pPr>
+        <w:spacing w:after="22" w:before="0" w:lineRule="auto"/>
+        <w:rPr>
+          <w:sz w:val="21"/>
+          <w:szCs w:val="21"/>
+        </w:rPr>
+      </w:pPr>
+      <w:r>
+        <w:rPr>
+          <w:rFonts w:ascii="Arial" w:cs="Arial" w:eastAsia="Arial" w:hAnsi="Arial"/>
+          <w:i w:val="1"/>
+          <w:iCs w:val="1"/>
+          <w:sz w:val="21"/>
+          <w:szCs w:val="21"/>
+          <w:rtl w:val="0"/>
+        </w:rPr>
+        <w:t xml:space="preserve">FastAPI · Next.js · PostgreSQL · Redis · GraphQL · LLM · OAuth2 · JWT</w:t>
       </w:r>
       <w:r>
         <w:rPr>
@@ -429,104 +805,66 @@
         </w:numPr>
         <w:spacing w:after="0" w:afterAutospacing="0" w:before="0" w:lineRule="auto"/>
         <w:ind w:left="720" w:hanging="360"/>
-        <w:rPr/>
-      </w:pPr>
-      <w:r>
-        <w:rPr>
-          <w:rFonts w:ascii="Arial" w:cs="Arial" w:eastAsia="Arial" w:hAnsi="Arial"/>
-          <w:rtl w:val="0"/>
-        </w:rPr>
-        <w:t xml:space="preserve">Designed and implemented an Elasticsearch index strategy enabling location and product-division level drill-down for KPI metrics, improving analytical granularity across the platform.</w:t>
+        <w:rPr>
+          <w:rFonts w:ascii="Arial" w:cs="Arial" w:eastAsia="Arial" w:hAnsi="Arial"/>
+          <w:sz w:val="21"/>
+          <w:szCs w:val="21"/>
+        </w:rPr>
+      </w:pPr>
+      <w:r>
+        <w:rPr>
+          <w:rFonts w:ascii="Arial" w:cs="Arial" w:eastAsia="Arial" w:hAnsi="Arial"/>
+          <w:sz w:val="21"/>
+          <w:szCs w:val="21"/>
+          <w:rtl w:val="0"/>
+        </w:rPr>
+        <w:t xml:space="preserve">Built a GitHub analytics platform that uses an LLM to generate personality-style developer insight reports and roast summaries from repository activity data.</w:t>
       </w:r>
     </w:p>
     <w:p>
       <w:pPr>
         <w:numPr>
           <w:ilvl w:val="0"/>
-          <w:numId w:val="2"/>
+          <w:numId w:val="5"/>
         </w:numPr>
         <w:spacing w:after="0" w:afterAutospacing="0" w:before="0" w:beforeAutospacing="0" w:lineRule="auto"/>
         <w:ind w:left="720" w:hanging="360"/>
-        <w:rPr/>
-      </w:pPr>
-      <w:r>
-        <w:rPr>
-          <w:rFonts w:ascii="Arial" w:cs="Arial" w:eastAsia="Arial" w:hAnsi="Arial"/>
-          <w:rtl w:val="0"/>
-        </w:rPr>
-        <w:t xml:space="preserve">Built an internal onboarding dashboard for Business Analysts to self-configure client Lines of Business onto the platform, reducing manual onboarding effort and engineering dependency.</w:t>
+        <w:rPr>
+          <w:sz w:val="21"/>
+          <w:szCs w:val="21"/>
+        </w:rPr>
+      </w:pPr>
+      <w:r>
+        <w:rPr>
+          <w:rFonts w:ascii="Arial" w:cs="Arial" w:eastAsia="Arial" w:hAnsi="Arial"/>
+          <w:sz w:val="21"/>
+          <w:szCs w:val="21"/>
+          <w:rtl w:val="0"/>
+        </w:rPr>
+        <w:t xml:space="preserve">Designed async FastAPI backend with Redis caching and optimized GraphQL usage; integrated OAuth2 + JWT authentication for secure session management.</w:t>
       </w:r>
     </w:p>
     <w:p>
       <w:pPr>
         <w:numPr>
           <w:ilvl w:val="0"/>
-          <w:numId w:val="2"/>
-        </w:numPr>
-        <w:spacing w:after="0" w:afterAutospacing="0" w:before="0" w:beforeAutospacing="0" w:lineRule="auto"/>
-        <w:ind w:left="720" w:hanging="360"/>
-        <w:rPr/>
-      </w:pPr>
-      <w:r>
-        <w:rPr>
-          <w:rFonts w:ascii="Arial" w:cs="Arial" w:eastAsia="Arial" w:hAnsi="Arial"/>
-          <w:rtl w:val="0"/>
-        </w:rPr>
-        <w:t xml:space="preserve">Wrote automated test cases for KPI analytics workflows, reducing reliance on manual testing and improving regression coverage.</w:t>
-      </w:r>
-    </w:p>
-    <w:p>
-      <w:pPr>
-        <w:numPr>
-          <w:ilvl w:val="0"/>
-          <w:numId w:val="2"/>
-        </w:numPr>
-        <w:spacing w:after="0" w:afterAutospacing="0" w:before="0" w:beforeAutospacing="0" w:lineRule="auto"/>
-        <w:ind w:left="720" w:hanging="360"/>
-        <w:rPr/>
-      </w:pPr>
-      <w:r>
-        <w:rPr>
-          <w:rFonts w:ascii="Arial" w:cs="Arial" w:eastAsia="Arial" w:hAnsi="Arial"/>
-          <w:rtl w:val="0"/>
-        </w:rPr>
-        <w:t xml:space="preserve">Built and optimized KPI analytics systems using Java, MySQL, and Elasticsearch; reduced dashboard query latency through targeted query optimization and index tuning.</w:t>
-      </w:r>
-    </w:p>
-    <w:p>
-      <w:pPr>
-        <w:numPr>
-          <w:ilvl w:val="0"/>
-          <w:numId w:val="2"/>
-        </w:numPr>
-        <w:spacing w:after="0" w:afterAutospacing="0" w:before="0" w:beforeAutospacing="0" w:lineRule="auto"/>
-        <w:ind w:left="720" w:hanging="360"/>
-        <w:rPr/>
-      </w:pPr>
-      <w:r>
-        <w:rPr>
-          <w:rFonts w:ascii="Arial" w:cs="Arial" w:eastAsia="Arial" w:hAnsi="Arial"/>
-          <w:rtl w:val="0"/>
-        </w:rPr>
-        <w:t xml:space="preserve">Contributed to React.js-based dashboard UI development, improving data visualization for hierarchical performance monitoring.</w:t>
-      </w:r>
-    </w:p>
-    <w:p>
-      <w:pPr>
-        <w:numPr>
-          <w:ilvl w:val="0"/>
-          <w:numId w:val="2"/>
+          <w:numId w:val="5"/>
         </w:numPr>
         <w:spacing w:after="240" w:before="0" w:beforeAutospacing="0" w:lineRule="auto"/>
         <w:ind w:left="720" w:hanging="360"/>
-        <w:rPr/>
-      </w:pPr>
-      <w:r>
-        <w:rPr>
-          <w:rFonts w:ascii="Arial" w:cs="Arial" w:eastAsia="Arial" w:hAnsi="Arial"/>
-          <w:rtl w:val="0"/>
-        </w:rPr>
-        <w:t xml:space="preserve">Automated KPI batch processing via Jenkins CI/CD pipelines, reducing manual intervention and improving data processing reliability.</w:t>
+        <w:rPr>
+          <w:sz w:val="21"/>
+          <w:szCs w:val="21"/>
+        </w:rPr>
+      </w:pPr>
+      <w:r>
+        <w:rPr>
+          <w:rFonts w:ascii="Arial" w:cs="Arial" w:eastAsia="Arial" w:hAnsi="Arial"/>
+          <w:sz w:val="21"/>
+          <w:szCs w:val="21"/>
+          <w:rtl w:val="0"/>
+        </w:rPr>
+        <w:t xml:space="preserve">Developed a responsive Next.js frontend with interactive data visualizations and structured ingestion pipelines for GitHub data.</w:t>
       </w:r>
       <w:r>
         <w:rPr>
@@ -541,8 +879,8 @@
         </w:pBdr>
         <w:spacing w:after="30" w:before="120" w:lineRule="auto"/>
         <w:rPr>
-          <w:sz w:val="21"/>
-          <w:szCs w:val="21"/>
+          <w:sz w:val="22"/>
+          <w:szCs w:val="22"/>
         </w:rPr>
       </w:pPr>
       <w:r>
@@ -555,7 +893,7 @@
           <w:szCs w:val="24"/>
           <w:rtl w:val="0"/>
         </w:rPr>
-        <w:t xml:space="preserve">ACHIEVEMENTS</w:t>
+        <w:t xml:space="preserve">SKILLS</w:t>
       </w:r>
       <w:r>
         <w:rPr>
@@ -567,30 +905,8 @@
       <w:pPr>
         <w:spacing w:after="28" w:before="28" w:lineRule="auto"/>
         <w:rPr>
-          <w:rFonts w:ascii="Arial" w:cs="Arial" w:eastAsia="Arial" w:hAnsi="Arial"/>
-          <w:sz w:val="21"/>
-          <w:szCs w:val="21"/>
-        </w:rPr>
-      </w:pPr>
-      <w:r>
-        <w:rPr>
-          <w:rFonts w:ascii="Arial" w:cs="Arial" w:eastAsia="Arial" w:hAnsi="Arial"/>
-          <w:sz w:val="21"/>
-          <w:szCs w:val="21"/>
-          <w:rtl w:val="0"/>
-        </w:rPr>
-        <w:t xml:space="preserve">Received Lead Performer Award (2025) for delivering scalable backend solutions and driving measurable improvements in system performance and analytics</w:t>
-      </w:r>
-    </w:p>
-    <w:p>
-      <w:pPr>
-        <w:pBdr>
-          <w:bottom w:color="000000" w:space="1" w:sz="6" w:val="single"/>
-        </w:pBdr>
-        <w:spacing w:after="30" w:before="120" w:lineRule="auto"/>
-        <w:rPr>
-          <w:sz w:val="24"/>
-          <w:szCs w:val="24"/>
+          <w:sz w:val="21"/>
+          <w:szCs w:val="21"/>
         </w:rPr>
       </w:pPr>
       <w:r>
@@ -598,28 +914,33 @@
           <w:rFonts w:ascii="Arial" w:cs="Arial" w:eastAsia="Arial" w:hAnsi="Arial"/>
           <w:b w:val="1"/>
           <w:bCs w:val="1"/>
-          <w:smallCaps w:val="1"/>
-          <w:sz w:val="24"/>
-          <w:szCs w:val="24"/>
-          <w:rtl w:val="0"/>
-        </w:rPr>
-        <w:t xml:space="preserve">PROJECTS</w:t>
-      </w:r>
-      <w:r>
-        <w:rPr>
-          <w:rtl w:val="0"/>
-        </w:rPr>
-      </w:r>
-    </w:p>
-    <w:p>
-      <w:pPr>
-        <w:tabs>
-          <w:tab w:val="right" w:leader="none" w:pos="9360"/>
-        </w:tabs>
-        <w:spacing w:after="20" w:before="100" w:lineRule="auto"/>
-        <w:rPr>
-          <w:sz w:val="22"/>
-          <w:szCs w:val="22"/>
+          <w:sz w:val="21"/>
+          <w:szCs w:val="21"/>
+          <w:rtl w:val="0"/>
+        </w:rPr>
+        <w:t xml:space="preserve">Languages: </w:t>
+      </w:r>
+      <w:r>
+        <w:rPr>
+          <w:rFonts w:ascii="Arial" w:cs="Arial" w:eastAsia="Arial" w:hAnsi="Arial"/>
+          <w:sz w:val="21"/>
+          <w:szCs w:val="21"/>
+          <w:rtl w:val="0"/>
+        </w:rPr>
+        <w:t xml:space="preserve">Java, Python, JavaScript, Go, TypeScript</w:t>
+      </w:r>
+      <w:r>
+        <w:rPr>
+          <w:rtl w:val="0"/>
+        </w:rPr>
+      </w:r>
+    </w:p>
+    <w:p>
+      <w:pPr>
+        <w:spacing w:after="28" w:before="28" w:lineRule="auto"/>
+        <w:rPr>
+          <w:sz w:val="21"/>
+          <w:szCs w:val="21"/>
         </w:rPr>
       </w:pPr>
       <w:r>
@@ -627,196 +948,51 @@
           <w:rFonts w:ascii="Arial" w:cs="Arial" w:eastAsia="Arial" w:hAnsi="Arial"/>
           <w:b w:val="1"/>
           <w:bCs w:val="1"/>
-          <w:sz w:val="22"/>
-          <w:szCs w:val="22"/>
-          <w:rtl w:val="0"/>
-        </w:rPr>
-        <w:t xml:space="preserve">Real-Time Event Processing Platform</w:t>
-      </w:r>
-      <w:r>
-        <w:rPr>
-          <w:rtl w:val="0"/>
-        </w:rPr>
-      </w:r>
-    </w:p>
-    <w:p>
-      <w:pPr>
-        <w:spacing w:after="22" w:before="0" w:lineRule="auto"/>
-        <w:rPr>
-          <w:sz w:val="21"/>
-          <w:szCs w:val="21"/>
-        </w:rPr>
-      </w:pPr>
-      <w:r>
-        <w:rPr>
-          <w:rFonts w:ascii="Arial" w:cs="Arial" w:eastAsia="Arial" w:hAnsi="Arial"/>
-          <w:i w:val="1"/>
-          <w:iCs w:val="1"/>
-          <w:sz w:val="21"/>
-          <w:szCs w:val="21"/>
-          <w:rtl w:val="0"/>
-        </w:rPr>
-        <w:t xml:space="preserve">Java · Spring Boot · PostgreSQL · Redis · Apache Kafka · Prometheus · Grafana</w:t>
-      </w:r>
-      <w:r>
-        <w:rPr>
-          <w:rtl w:val="0"/>
-        </w:rPr>
-      </w:r>
-    </w:p>
-    <w:p>
-      <w:pPr>
-        <w:keepNext w:val="0"/>
-        <w:keepLines w:val="0"/>
-        <w:pageBreakBefore w:val="0"/>
-        <w:widowControl w:val="1"/>
-        <w:numPr>
-          <w:ilvl w:val="0"/>
-          <w:numId w:val="1"/>
-        </w:numPr>
-        <w:pBdr>
-          <w:top w:space="0" w:sz="0" w:val="nil"/>
-          <w:left w:space="0" w:sz="0" w:val="nil"/>
-          <w:bottom w:space="0" w:sz="0" w:val="nil"/>
-          <w:right w:space="0" w:sz="0" w:val="nil"/>
-          <w:between w:space="0" w:sz="0" w:val="nil"/>
-        </w:pBdr>
-        <w:shd w:fill="auto" w:val="clear"/>
-        <w:spacing w:after="20" w:before="20" w:line="240" w:lineRule="auto"/>
-        <w:ind w:left="420" w:right="0" w:hanging="210"/>
-        <w:jc w:val="left"/>
-        <w:rPr/>
-      </w:pPr>
-      <w:r>
-        <w:rPr>
-          <w:rFonts w:ascii="Arial" w:cs="Arial" w:eastAsia="Arial" w:hAnsi="Arial"/>
-          <w:b w:val="0"/>
-          <w:bCs w:val="0"/>
-          <w:i w:val="0"/>
-          <w:iCs w:val="0"/>
-          <w:smallCaps w:val="0"/>
-          <w:strike w:val="0"/>
-          <w:color w:val="000000"/>
-          <w:sz w:val="21"/>
-          <w:szCs w:val="21"/>
-          <w:u w:val="none"/>
-          <w:shd w:fill="auto" w:val="clear"/>
-          <w:vertAlign w:val="baseline"/>
-          <w:rtl w:val="0"/>
-        </w:rPr>
-        <w:t xml:space="preserve">Architected an event-driven microservices system with producer, consumer, and monitoring services to process high-throughput real-time streaming data.</w:t>
-      </w:r>
-      <w:r>
-        <w:rPr>
-          <w:rtl w:val="0"/>
-        </w:rPr>
-      </w:r>
-    </w:p>
-    <w:p>
-      <w:pPr>
-        <w:keepNext w:val="0"/>
-        <w:keepLines w:val="0"/>
-        <w:pageBreakBefore w:val="0"/>
-        <w:widowControl w:val="1"/>
-        <w:numPr>
-          <w:ilvl w:val="0"/>
-          <w:numId w:val="1"/>
-        </w:numPr>
-        <w:pBdr>
-          <w:top w:space="0" w:sz="0" w:val="nil"/>
-          <w:left w:space="0" w:sz="0" w:val="nil"/>
-          <w:bottom w:space="0" w:sz="0" w:val="nil"/>
-          <w:right w:space="0" w:sz="0" w:val="nil"/>
-          <w:between w:space="0" w:sz="0" w:val="nil"/>
-        </w:pBdr>
-        <w:shd w:fill="auto" w:val="clear"/>
-        <w:spacing w:after="20" w:before="20" w:line="240" w:lineRule="auto"/>
-        <w:ind w:left="420" w:right="0" w:hanging="210"/>
-        <w:jc w:val="left"/>
-        <w:rPr/>
-      </w:pPr>
-      <w:r>
-        <w:rPr>
-          <w:rFonts w:ascii="Arial" w:cs="Arial" w:eastAsia="Arial" w:hAnsi="Arial"/>
-          <w:b w:val="0"/>
-          <w:bCs w:val="0"/>
-          <w:i w:val="0"/>
-          <w:iCs w:val="0"/>
-          <w:smallCaps w:val="0"/>
-          <w:strike w:val="0"/>
-          <w:color w:val="000000"/>
-          <w:sz w:val="21"/>
-          <w:szCs w:val="21"/>
-          <w:u w:val="none"/>
-          <w:shd w:fill="auto" w:val="clear"/>
-          <w:vertAlign w:val="baseline"/>
-          <w:rtl w:val="0"/>
-        </w:rPr>
-        <w:t xml:space="preserve">Implemented Kafka-based pipelines with retry mechanisms, idempotency handling, and fault tolerance; integrated Prometheus and Grafana for real-time observability.</w:t>
-      </w:r>
-      <w:r>
-        <w:rPr>
-          <w:rtl w:val="0"/>
-        </w:rPr>
-      </w:r>
-    </w:p>
-    <w:p>
-      <w:pPr>
-        <w:keepNext w:val="0"/>
-        <w:keepLines w:val="0"/>
-        <w:pageBreakBefore w:val="0"/>
-        <w:widowControl w:val="1"/>
-        <w:numPr>
-          <w:ilvl w:val="0"/>
-          <w:numId w:val="1"/>
-        </w:numPr>
-        <w:pBdr>
-          <w:top w:space="0" w:sz="0" w:val="nil"/>
-          <w:left w:space="0" w:sz="0" w:val="nil"/>
-          <w:bottom w:space="0" w:sz="0" w:val="nil"/>
-          <w:right w:space="0" w:sz="0" w:val="nil"/>
-          <w:between w:space="0" w:sz="0" w:val="nil"/>
-        </w:pBdr>
-        <w:shd w:fill="auto" w:val="clear"/>
-        <w:spacing w:after="20" w:before="20" w:line="240" w:lineRule="auto"/>
-        <w:ind w:left="420" w:right="0" w:hanging="210"/>
-        <w:jc w:val="left"/>
-        <w:rPr/>
-      </w:pPr>
-      <w:r>
-        <w:rPr>
-          <w:rFonts w:ascii="Arial" w:cs="Arial" w:eastAsia="Arial" w:hAnsi="Arial"/>
-          <w:b w:val="0"/>
-          <w:bCs w:val="0"/>
-          <w:i w:val="0"/>
-          <w:iCs w:val="0"/>
-          <w:smallCaps w:val="0"/>
-          <w:strike w:val="0"/>
-          <w:color w:val="000000"/>
-          <w:sz w:val="21"/>
-          <w:szCs w:val="21"/>
-          <w:u w:val="none"/>
-          <w:shd w:fill="auto" w:val="clear"/>
-          <w:vertAlign w:val="baseline"/>
-          <w:rtl w:val="0"/>
-        </w:rPr>
-        <w:t xml:space="preserve">Designed asynchronous workflows using distributed system patterns to improve throughput and reduce processing latency under load.</w:t>
-      </w:r>
-      <w:r>
-        <w:rPr>
-          <w:rtl w:val="0"/>
-        </w:rPr>
-      </w:r>
-    </w:p>
-    <w:p>
-      <w:pPr>
-        <w:tabs>
-          <w:tab w:val="right" w:leader="none" w:pos="9360"/>
-        </w:tabs>
-        <w:spacing w:after="20" w:before="100" w:lineRule="auto"/>
-        <w:rPr>
-          <w:sz w:val="22"/>
-          <w:szCs w:val="22"/>
+          <w:sz w:val="21"/>
+          <w:szCs w:val="21"/>
+          <w:rtl w:val="0"/>
+        </w:rPr>
+        <w:t xml:space="preserve">Backend: </w:t>
+      </w:r>
+      <w:r>
+        <w:rPr>
+          <w:rFonts w:ascii="Arial" w:cs="Arial" w:eastAsia="Arial" w:hAnsi="Arial"/>
+          <w:sz w:val="21"/>
+          <w:szCs w:val="21"/>
+          <w:rtl w:val="0"/>
+        </w:rPr>
+        <w:t xml:space="preserve">Spring Boot, FastAPI, </w:t>
+      </w:r>
+      <w:r>
+        <w:rPr>
+          <w:rFonts w:ascii="Arial" w:cs="Arial" w:eastAsia="Arial" w:hAnsi="Arial"/>
+          <w:sz w:val="21"/>
+          <w:szCs w:val="21"/>
+          <w:rtl w:val="0"/>
+        </w:rPr>
+        <w:t xml:space="preserve">Node.js</w:t>
+      </w:r>
+      <w:r>
+        <w:rPr>
+          <w:rFonts w:ascii="Arial" w:cs="Arial" w:eastAsia="Arial" w:hAnsi="Arial"/>
+          <w:sz w:val="21"/>
+          <w:szCs w:val="21"/>
+          <w:rtl w:val="0"/>
+        </w:rPr>
+        <w:t xml:space="preserve">, Netty, REST APIs, Microservices</w:t>
+      </w:r>
+      <w:r>
+        <w:rPr>
+          <w:rtl w:val="0"/>
+        </w:rPr>
+      </w:r>
+    </w:p>
+    <w:p>
+      <w:pPr>
+        <w:spacing w:after="28" w:before="28" w:lineRule="auto"/>
+        <w:rPr>
+          <w:sz w:val="21"/>
+          <w:szCs w:val="21"/>
         </w:rPr>
       </w:pPr>
       <w:r>
@@ -824,196 +1000,34 @@
           <w:rFonts w:ascii="Arial" w:cs="Arial" w:eastAsia="Arial" w:hAnsi="Arial"/>
           <w:b w:val="1"/>
           <w:bCs w:val="1"/>
-          <w:sz w:val="22"/>
-          <w:szCs w:val="22"/>
-          <w:rtl w:val="0"/>
-        </w:rPr>
-        <w:t xml:space="preserve">Insights Hub – GitHub Analytics Platform</w:t>
-      </w:r>
-      <w:r>
-        <w:rPr>
-          <w:rtl w:val="0"/>
-        </w:rPr>
-      </w:r>
-    </w:p>
-    <w:p>
-      <w:pPr>
-        <w:spacing w:after="22" w:before="0" w:lineRule="auto"/>
-        <w:rPr>
-          <w:sz w:val="21"/>
-          <w:szCs w:val="21"/>
-        </w:rPr>
-      </w:pPr>
-      <w:r>
-        <w:rPr>
-          <w:rFonts w:ascii="Arial" w:cs="Arial" w:eastAsia="Arial" w:hAnsi="Arial"/>
-          <w:i w:val="1"/>
-          <w:iCs w:val="1"/>
-          <w:sz w:val="21"/>
-          <w:szCs w:val="21"/>
-          <w:rtl w:val="0"/>
-        </w:rPr>
-        <w:t xml:space="preserve">FastAPI · Next.js · PostgreSQL · Redis · GraphQL · LLM · OAuth2 · JWT</w:t>
-      </w:r>
-      <w:r>
-        <w:rPr>
-          <w:rtl w:val="0"/>
-        </w:rPr>
-      </w:r>
-    </w:p>
-    <w:p>
-      <w:pPr>
-        <w:keepNext w:val="0"/>
-        <w:keepLines w:val="0"/>
-        <w:pageBreakBefore w:val="0"/>
-        <w:widowControl w:val="1"/>
-        <w:numPr>
-          <w:ilvl w:val="0"/>
-          <w:numId w:val="1"/>
-        </w:numPr>
-        <w:pBdr>
-          <w:top w:space="0" w:sz="0" w:val="nil"/>
-          <w:left w:space="0" w:sz="0" w:val="nil"/>
-          <w:bottom w:space="0" w:sz="0" w:val="nil"/>
-          <w:right w:space="0" w:sz="0" w:val="nil"/>
-          <w:between w:space="0" w:sz="0" w:val="nil"/>
-        </w:pBdr>
-        <w:shd w:fill="auto" w:val="clear"/>
-        <w:spacing w:after="20" w:before="20" w:line="240" w:lineRule="auto"/>
-        <w:ind w:left="420" w:right="0" w:hanging="210"/>
-        <w:jc w:val="left"/>
-        <w:rPr/>
-      </w:pPr>
-      <w:r>
-        <w:rPr>
-          <w:rFonts w:ascii="Arial" w:cs="Arial" w:eastAsia="Arial" w:hAnsi="Arial"/>
-          <w:b w:val="0"/>
-          <w:bCs w:val="0"/>
-          <w:i w:val="0"/>
-          <w:iCs w:val="0"/>
-          <w:smallCaps w:val="0"/>
-          <w:strike w:val="0"/>
-          <w:color w:val="000000"/>
-          <w:sz w:val="21"/>
-          <w:szCs w:val="21"/>
-          <w:u w:val="none"/>
-          <w:shd w:fill="auto" w:val="clear"/>
-          <w:vertAlign w:val="baseline"/>
-          <w:rtl w:val="0"/>
-        </w:rPr>
-        <w:t xml:space="preserve">Built a full-stack analytics platform using LLMs to generate automated developer insights and code behaviour analysis from GitHub repository data.</w:t>
-      </w:r>
-      <w:r>
-        <w:rPr>
-          <w:rtl w:val="0"/>
-        </w:rPr>
-      </w:r>
-    </w:p>
-    <w:p>
-      <w:pPr>
-        <w:keepNext w:val="0"/>
-        <w:keepLines w:val="0"/>
-        <w:pageBreakBefore w:val="0"/>
-        <w:widowControl w:val="1"/>
-        <w:numPr>
-          <w:ilvl w:val="0"/>
-          <w:numId w:val="1"/>
-        </w:numPr>
-        <w:pBdr>
-          <w:top w:space="0" w:sz="0" w:val="nil"/>
-          <w:left w:space="0" w:sz="0" w:val="nil"/>
-          <w:bottom w:space="0" w:sz="0" w:val="nil"/>
-          <w:right w:space="0" w:sz="0" w:val="nil"/>
-          <w:between w:space="0" w:sz="0" w:val="nil"/>
-        </w:pBdr>
-        <w:shd w:fill="auto" w:val="clear"/>
-        <w:spacing w:after="20" w:before="20" w:line="240" w:lineRule="auto"/>
-        <w:ind w:left="420" w:right="0" w:hanging="210"/>
-        <w:jc w:val="left"/>
-        <w:rPr/>
-      </w:pPr>
-      <w:r>
-        <w:rPr>
-          <w:rFonts w:ascii="Arial" w:cs="Arial" w:eastAsia="Arial" w:hAnsi="Arial"/>
-          <w:b w:val="0"/>
-          <w:bCs w:val="0"/>
-          <w:i w:val="0"/>
-          <w:iCs w:val="0"/>
-          <w:smallCaps w:val="0"/>
-          <w:strike w:val="0"/>
-          <w:color w:val="000000"/>
-          <w:sz w:val="21"/>
-          <w:szCs w:val="21"/>
-          <w:u w:val="none"/>
-          <w:shd w:fill="auto" w:val="clear"/>
-          <w:vertAlign w:val="baseline"/>
-          <w:rtl w:val="0"/>
-        </w:rPr>
-        <w:t xml:space="preserve">Designed async FastAPI backend with Redis caching and optimized GraphQL usage; integrated OAuth2 + JWT authentication for secure session management.</w:t>
-      </w:r>
-      <w:r>
-        <w:rPr>
-          <w:rtl w:val="0"/>
-        </w:rPr>
-      </w:r>
-    </w:p>
-    <w:p>
-      <w:pPr>
-        <w:keepNext w:val="0"/>
-        <w:keepLines w:val="0"/>
-        <w:pageBreakBefore w:val="0"/>
-        <w:widowControl w:val="1"/>
-        <w:numPr>
-          <w:ilvl w:val="0"/>
-          <w:numId w:val="1"/>
-        </w:numPr>
-        <w:pBdr>
-          <w:top w:space="0" w:sz="0" w:val="nil"/>
-          <w:left w:space="0" w:sz="0" w:val="nil"/>
-          <w:bottom w:space="0" w:sz="0" w:val="nil"/>
-          <w:right w:space="0" w:sz="0" w:val="nil"/>
-          <w:between w:space="0" w:sz="0" w:val="nil"/>
-        </w:pBdr>
-        <w:shd w:fill="auto" w:val="clear"/>
-        <w:spacing w:after="20" w:before="20" w:line="240" w:lineRule="auto"/>
-        <w:ind w:left="420" w:right="0" w:hanging="210"/>
-        <w:jc w:val="left"/>
-        <w:rPr/>
-      </w:pPr>
-      <w:r>
-        <w:rPr>
-          <w:rFonts w:ascii="Arial" w:cs="Arial" w:eastAsia="Arial" w:hAnsi="Arial"/>
-          <w:b w:val="0"/>
-          <w:bCs w:val="0"/>
-          <w:i w:val="0"/>
-          <w:iCs w:val="0"/>
-          <w:smallCaps w:val="0"/>
-          <w:strike w:val="0"/>
-          <w:color w:val="000000"/>
-          <w:sz w:val="21"/>
-          <w:szCs w:val="21"/>
-          <w:u w:val="none"/>
-          <w:shd w:fill="auto" w:val="clear"/>
-          <w:vertAlign w:val="baseline"/>
-          <w:rtl w:val="0"/>
-        </w:rPr>
-        <w:t xml:space="preserve">Developed a responsive Next.js frontend with interactive data visualizations and structured ingestion pipelines for GitHub data.</w:t>
-      </w:r>
-      <w:r>
-        <w:rPr>
-          <w:rtl w:val="0"/>
-        </w:rPr>
-      </w:r>
-    </w:p>
-    <w:p>
-      <w:pPr>
-        <w:pBdr>
-          <w:bottom w:color="000000" w:space="1" w:sz="6" w:val="single"/>
-        </w:pBdr>
-        <w:spacing w:after="30" w:before="120" w:lineRule="auto"/>
-        <w:rPr>
-          <w:sz w:val="22"/>
-          <w:szCs w:val="22"/>
+          <w:sz w:val="21"/>
+          <w:szCs w:val="21"/>
+          <w:rtl w:val="0"/>
+        </w:rPr>
+        <w:t xml:space="preserve">Databases: </w:t>
+      </w:r>
+      <w:r>
+        <w:rPr>
+          <w:rFonts w:ascii="Arial" w:cs="Arial" w:eastAsia="Arial" w:hAnsi="Arial"/>
+          <w:sz w:val="21"/>
+          <w:szCs w:val="21"/>
+          <w:rtl w:val="0"/>
+        </w:rPr>
+        <w:t xml:space="preserve">MySQL, PostgreSQL, Elasticsearch, Redis</w:t>
+      </w:r>
+      <w:r>
+        <w:rPr>
+          <w:rtl w:val="0"/>
+        </w:rPr>
+      </w:r>
+    </w:p>
+    <w:p>
+      <w:pPr>
+        <w:spacing w:after="28" w:before="28" w:lineRule="auto"/>
+        <w:rPr>
+          <w:rFonts w:ascii="Arial" w:cs="Arial" w:eastAsia="Arial" w:hAnsi="Arial"/>
+          <w:sz w:val="21"/>
+          <w:szCs w:val="21"/>
         </w:rPr>
       </w:pPr>
       <w:r>
@@ -1021,23 +1035,27 @@
           <w:rFonts w:ascii="Arial" w:cs="Arial" w:eastAsia="Arial" w:hAnsi="Arial"/>
           <w:b w:val="1"/>
           <w:bCs w:val="1"/>
-          <w:smallCaps w:val="1"/>
-          <w:sz w:val="24"/>
-          <w:szCs w:val="24"/>
-          <w:rtl w:val="0"/>
-        </w:rPr>
-        <w:t xml:space="preserve">SKILLS</w:t>
-      </w:r>
-      <w:r>
-        <w:rPr>
-          <w:rtl w:val="0"/>
-        </w:rPr>
+          <w:sz w:val="21"/>
+          <w:szCs w:val="21"/>
+          <w:rtl w:val="0"/>
+        </w:rPr>
+        <w:t xml:space="preserve">Infra &amp; DevOps: </w:t>
+      </w:r>
+      <w:r>
+        <w:rPr>
+          <w:rFonts w:ascii="Arial" w:cs="Arial" w:eastAsia="Arial" w:hAnsi="Arial"/>
+          <w:sz w:val="21"/>
+          <w:szCs w:val="21"/>
+          <w:rtl w:val="0"/>
+        </w:rPr>
+        <w:t xml:space="preserve">Apache Kafka, Jenkins, Docker, CI/CD, Prometheus, Grafana</w:t>
       </w:r>
     </w:p>
     <w:p>
       <w:pPr>
         <w:spacing w:after="28" w:before="28" w:lineRule="auto"/>
         <w:rPr>
+          <w:rFonts w:ascii="Arial" w:cs="Arial" w:eastAsia="Arial" w:hAnsi="Arial"/>
           <w:sz w:val="21"/>
           <w:szCs w:val="21"/>
         </w:rPr>
@@ -1051,119 +1069,43 @@
           <w:szCs w:val="21"/>
           <w:rtl w:val="0"/>
         </w:rPr>
-        <w:t xml:space="preserve">Languages: </w:t>
-      </w:r>
-      <w:r>
-        <w:rPr>
-          <w:rFonts w:ascii="Arial" w:cs="Arial" w:eastAsia="Arial" w:hAnsi="Arial"/>
-          <w:sz w:val="21"/>
-          <w:szCs w:val="21"/>
-          <w:rtl w:val="0"/>
-        </w:rPr>
-        <w:t xml:space="preserve">Java, Python, JavaScript</w:t>
-      </w:r>
-      <w:r>
-        <w:rPr>
-          <w:rtl w:val="0"/>
-        </w:rPr>
-      </w:r>
-    </w:p>
-    <w:p>
-      <w:pPr>
-        <w:spacing w:after="28" w:before="28" w:lineRule="auto"/>
-        <w:rPr>
-          <w:sz w:val="21"/>
-          <w:szCs w:val="21"/>
-        </w:rPr>
-      </w:pPr>
-      <w:r>
-        <w:rPr>
-          <w:rFonts w:ascii="Arial" w:cs="Arial" w:eastAsia="Arial" w:hAnsi="Arial"/>
-          <w:b w:val="1"/>
-          <w:bCs w:val="1"/>
-          <w:sz w:val="21"/>
-          <w:szCs w:val="21"/>
-          <w:rtl w:val="0"/>
-        </w:rPr>
-        <w:t xml:space="preserve">Frameworks: </w:t>
-      </w:r>
-      <w:r>
-        <w:rPr>
-          <w:rFonts w:ascii="Arial" w:cs="Arial" w:eastAsia="Arial" w:hAnsi="Arial"/>
-          <w:sz w:val="21"/>
-          <w:szCs w:val="21"/>
-          <w:rtl w:val="0"/>
-        </w:rPr>
-        <w:t xml:space="preserve">Spring Boot, FastAPI, REST APIs, Microservices</w:t>
-      </w:r>
-      <w:r>
-        <w:rPr>
-          <w:rtl w:val="0"/>
-        </w:rPr>
-      </w:r>
-    </w:p>
-    <w:p>
-      <w:pPr>
-        <w:spacing w:after="28" w:before="28" w:lineRule="auto"/>
-        <w:rPr>
-          <w:sz w:val="21"/>
-          <w:szCs w:val="21"/>
-        </w:rPr>
-      </w:pPr>
-      <w:r>
-        <w:rPr>
-          <w:rFonts w:ascii="Arial" w:cs="Arial" w:eastAsia="Arial" w:hAnsi="Arial"/>
-          <w:b w:val="1"/>
-          <w:bCs w:val="1"/>
-          <w:sz w:val="21"/>
-          <w:szCs w:val="21"/>
-          <w:rtl w:val="0"/>
-        </w:rPr>
-        <w:t xml:space="preserve">Databases: </w:t>
-      </w:r>
-      <w:r>
-        <w:rPr>
-          <w:rFonts w:ascii="Arial" w:cs="Arial" w:eastAsia="Arial" w:hAnsi="Arial"/>
-          <w:sz w:val="21"/>
-          <w:szCs w:val="21"/>
-          <w:rtl w:val="0"/>
-        </w:rPr>
-        <w:t xml:space="preserve">MySQL, PostgreSQL, Elasticsearch, Redis</w:t>
-      </w:r>
-      <w:r>
-        <w:rPr>
-          <w:rtl w:val="0"/>
-        </w:rPr>
-      </w:r>
-    </w:p>
-    <w:p>
-      <w:pPr>
-        <w:spacing w:after="28" w:before="28" w:lineRule="auto"/>
-        <w:rPr>
-          <w:rFonts w:ascii="Arial" w:cs="Arial" w:eastAsia="Arial" w:hAnsi="Arial"/>
-          <w:sz w:val="21"/>
-          <w:szCs w:val="21"/>
-        </w:rPr>
-      </w:pPr>
-      <w:r>
-        <w:rPr>
-          <w:rFonts w:ascii="Arial" w:cs="Arial" w:eastAsia="Arial" w:hAnsi="Arial"/>
-          <w:b w:val="1"/>
-          <w:bCs w:val="1"/>
-          <w:sz w:val="21"/>
-          <w:szCs w:val="21"/>
-          <w:rtl w:val="0"/>
-        </w:rPr>
-        <w:t xml:space="preserve">Infra &amp; DevOps: </w:t>
-      </w:r>
-      <w:r>
-        <w:rPr>
-          <w:rFonts w:ascii="Arial" w:cs="Arial" w:eastAsia="Arial" w:hAnsi="Arial"/>
-          <w:sz w:val="21"/>
-          <w:szCs w:val="21"/>
-          <w:rtl w:val="0"/>
-        </w:rPr>
-        <w:t xml:space="preserve">Apache Kafka, Jenkins, Docker, CI/CD, Prometheus, Grafana</w:t>
+        <w:t xml:space="preserve">Frontend: </w:t>
+      </w:r>
+      <w:r>
+        <w:rPr>
+          <w:rFonts w:ascii="Arial" w:cs="Arial" w:eastAsia="Arial" w:hAnsi="Arial"/>
+          <w:sz w:val="21"/>
+          <w:szCs w:val="21"/>
+          <w:rtl w:val="0"/>
+        </w:rPr>
+        <w:t xml:space="preserve">React.js</w:t>
+      </w:r>
+      <w:r>
+        <w:rPr>
+          <w:rFonts w:ascii="Arial" w:cs="Arial" w:eastAsia="Arial" w:hAnsi="Arial"/>
+          <w:sz w:val="21"/>
+          <w:szCs w:val="21"/>
+          <w:rtl w:val="0"/>
+        </w:rPr>
+        <w:t xml:space="preserve">, </w:t>
+      </w:r>
+      <w:r>
+        <w:rPr>
+          <w:rFonts w:ascii="Arial" w:cs="Arial" w:eastAsia="Arial" w:hAnsi="Arial"/>
+          <w:sz w:val="21"/>
+          <w:szCs w:val="21"/>
+          <w:rtl w:val="0"/>
+        </w:rPr>
+        <w:t xml:space="preserve">Next.js</w:t>
+      </w:r>
+      <w:r>
+        <w:rPr>
+          <w:rFonts w:ascii="Arial" w:cs="Arial" w:eastAsia="Arial" w:hAnsi="Arial"/>
+          <w:sz w:val="21"/>
+          <w:szCs w:val="21"/>
+          <w:rtl w:val="0"/>
+        </w:rPr>
+        <w:t xml:space="preserve">, TypeScript</w:t>
       </w:r>
     </w:p>
     <w:sectPr>
@@ -1184,93 +1126,107 @@
       <w:lvlText w:val="●"/>
       <w:lvlJc w:val="left"/>
       <w:pPr>
-        <w:ind w:left="420" w:hanging="210"/>
-      </w:pPr>
-      <w:rPr>
-        <w:sz w:val="16"/>
-        <w:szCs w:val="16"/>
+        <w:ind w:left="720" w:hanging="360"/>
+      </w:pPr>
+      <w:rPr>
         <w:u w:val="none"/>
       </w:rPr>
     </w:lvl>
     <w:lvl w:ilvl="1">
       <w:start w:val="1"/>
       <w:numFmt w:val="bullet"/>
-      <w:lvlText w:val=""/>
-      <w:lvlJc w:val="left"/>
-      <w:pPr>
-        <w:ind w:left="0" w:firstLine="0"/>
-      </w:pPr>
-      <w:rPr/>
+      <w:lvlText w:val="○"/>
+      <w:lvlJc w:val="left"/>
+      <w:pPr>
+        <w:ind w:left="1440" w:hanging="360"/>
+      </w:pPr>
+      <w:rPr>
+        <w:u w:val="none"/>
+      </w:rPr>
     </w:lvl>
     <w:lvl w:ilvl="2">
       <w:start w:val="1"/>
       <w:numFmt w:val="bullet"/>
-      <w:lvlText w:val=""/>
-      <w:lvlJc w:val="left"/>
-      <w:pPr>
-        <w:ind w:left="0" w:firstLine="0"/>
-      </w:pPr>
-      <w:rPr/>
+      <w:lvlText w:val="■"/>
+      <w:lvlJc w:val="left"/>
+      <w:pPr>
+        <w:ind w:left="2160" w:hanging="360"/>
+      </w:pPr>
+      <w:rPr>
+        <w:u w:val="none"/>
+      </w:rPr>
     </w:lvl>
     <w:lvl w:ilvl="3">
       <w:start w:val="1"/>
       <w:numFmt w:val="bullet"/>
-      <w:lvlText w:val=""/>
-      <w:lvlJc w:val="left"/>
-      <w:pPr>
-        <w:ind w:left="0" w:firstLine="0"/>
-      </w:pPr>
-      <w:rPr/>
+      <w:lvlText w:val="●"/>
+      <w:lvlJc w:val="left"/>
+      <w:pPr>
+        <w:ind w:left="2880" w:hanging="360"/>
+      </w:pPr>
+      <w:rPr>
+        <w:u w:val="none"/>
+      </w:rPr>
     </w:lvl>
     <w:lvl w:ilvl="4">
       <w:start w:val="1"/>
       <w:numFmt w:val="bullet"/>
-      <w:lvlText w:val=""/>
-      <w:lvlJc w:val="left"/>
-      <w:pPr>
-        <w:ind w:left="0" w:firstLine="0"/>
-      </w:pPr>
-      <w:rPr/>
+      <w:lvlText w:val="○"/>
+      <w:lvlJc w:val="left"/>
+      <w:pPr>
+        <w:ind w:left="3600" w:hanging="360"/>
+      </w:pPr>
+      <w:rPr>
+        <w:u w:val="none"/>
+      </w:rPr>
     </w:lvl>
     <w:lvl w:ilvl="5">
       <w:start w:val="1"/>
       <w:numFmt w:val="bullet"/>
-      <w:lvlText w:val=""/>
-      <w:lvlJc w:val="left"/>
-      <w:pPr>
-        <w:ind w:left="0" w:firstLine="0"/>
-      </w:pPr>
-      <w:rPr/>
+      <w:lvlText w:val="■"/>
+      <w:lvlJc w:val="left"/>
+      <w:pPr>
+        <w:ind w:left="4320" w:hanging="360"/>
+      </w:pPr>
+      <w:rPr>
+        <w:u w:val="none"/>
+      </w:rPr>
     </w:lvl>
     <w:lvl w:ilvl="6">
       <w:start w:val="1"/>
       <w:numFmt w:val="bullet"/>
-      <w:lvlText w:val=""/>
-      <w:lvlJc w:val="left"/>
-      <w:pPr>
-        <w:ind w:left="0" w:firstLine="0"/>
-      </w:pPr>
-      <w:rPr/>
+      <w:lvlText w:val="●"/>
+      <w:lvlJc w:val="left"/>
+      <w:pPr>
+        <w:ind w:left="5040" w:hanging="360"/>
+      </w:pPr>
+      <w:rPr>
+        <w:u w:val="none"/>
+      </w:rPr>
     </w:lvl>
     <w:lvl w:ilvl="7">
       <w:start w:val="1"/>
       <w:numFmt w:val="bullet"/>
-      <w:lvlText w:val=""/>
-      <w:lvlJc w:val="left"/>
-      <w:pPr>
-        <w:ind w:left="0" w:firstLine="0"/>
-      </w:pPr>
-      <w:rPr/>
+      <w:lvlText w:val="○"/>
+      <w:lvlJc w:val="left"/>
+      <w:pPr>
+        <w:ind w:left="5760" w:hanging="360"/>
+      </w:pPr>
+      <w:rPr>
+        <w:u w:val="none"/>
+      </w:rPr>
     </w:lvl>
     <w:lvl w:ilvl="8">
       <w:start w:val="1"/>
       <w:numFmt w:val="bullet"/>
-      <w:lvlText w:val=""/>
-      <w:lvlJc w:val="left"/>
-      <w:pPr>
-        <w:ind w:left="0" w:firstLine="0"/>
-      </w:pPr>
-      <w:rPr/>
+      <w:lvlText w:val="■"/>
+      <w:lvlJc w:val="left"/>
+      <w:pPr>
+        <w:ind w:left="6480" w:hanging="360"/>
+      </w:pPr>
+      <w:rPr>
+        <w:u w:val="none"/>
+      </w:rPr>
     </w:lvl>
   </w:abstractNum>
   <w:abstractNum w:abstractNumId="2">
@@ -1283,8 +1239,446 @@
         <w:ind w:left="720" w:hanging="360"/>
       </w:pPr>
       <w:rPr>
-        <w:sz w:val="16"/>
-        <w:szCs w:val="16"/>
+        <w:u w:val="none"/>
+      </w:rPr>
+    </w:lvl>
+    <w:lvl w:ilvl="1">
+      <w:start w:val="1"/>
+      <w:numFmt w:val="bullet"/>
+      <w:lvlText w:val="○"/>
+      <w:lvlJc w:val="left"/>
+      <w:pPr>
+        <w:ind w:left="1440" w:hanging="360"/>
+      </w:pPr>
+      <w:rPr>
+        <w:u w:val="none"/>
+      </w:rPr>
+    </w:lvl>
+    <w:lvl w:ilvl="2">
+      <w:start w:val="1"/>
+      <w:numFmt w:val="bullet"/>
+      <w:lvlText w:val="■"/>
+      <w:lvlJc w:val="left"/>
+      <w:pPr>
+        <w:ind w:left="2160" w:hanging="360"/>
+      </w:pPr>
+      <w:rPr>
+        <w:u w:val="none"/>
+      </w:rPr>
+    </w:lvl>
+    <w:lvl w:ilvl="3">
+      <w:start w:val="1"/>
+      <w:numFmt w:val="bullet"/>
+      <w:lvlText w:val="●"/>
+      <w:lvlJc w:val="left"/>
+      <w:pPr>
+        <w:ind w:left="2880" w:hanging="360"/>
+      </w:pPr>
+      <w:rPr>
+        <w:u w:val="none"/>
+      </w:rPr>
+    </w:lvl>
+    <w:lvl w:ilvl="4">
+      <w:start w:val="1"/>
+      <w:numFmt w:val="bullet"/>
+      <w:lvlText w:val="○"/>
+      <w:lvlJc w:val="left"/>
+      <w:pPr>
+        <w:ind w:left="3600" w:hanging="360"/>
+      </w:pPr>
+      <w:rPr>
+        <w:u w:val="none"/>
+      </w:rPr>
+    </w:lvl>
+    <w:lvl w:ilvl="5">
+      <w:start w:val="1"/>
+      <w:numFmt w:val="bullet"/>
+      <w:lvlText w:val="■"/>
+      <w:lvlJc w:val="left"/>
+      <w:pPr>
+        <w:ind w:left="4320" w:hanging="360"/>
+      </w:pPr>
+      <w:rPr>
+        <w:u w:val="none"/>
+      </w:rPr>
+    </w:lvl>
+    <w:lvl w:ilvl="6">
+      <w:start w:val="1"/>
+      <w:numFmt w:val="bullet"/>
+      <w:lvlText w:val="●"/>
+      <w:lvlJc w:val="left"/>
+      <w:pPr>
+        <w:ind w:left="5040" w:hanging="360"/>
+      </w:pPr>
+      <w:rPr>
+        <w:u w:val="none"/>
+      </w:rPr>
+    </w:lvl>
+    <w:lvl w:ilvl="7">
+      <w:start w:val="1"/>
+      <w:numFmt w:val="bullet"/>
+      <w:lvlText w:val="○"/>
+      <w:lvlJc w:val="left"/>
+      <w:pPr>
+        <w:ind w:left="5760" w:hanging="360"/>
+      </w:pPr>
+      <w:rPr>
+        <w:u w:val="none"/>
+      </w:rPr>
+    </w:lvl>
+    <w:lvl w:ilvl="8">
+      <w:start w:val="1"/>
+      <w:numFmt w:val="bullet"/>
+      <w:lvlText w:val="■"/>
+      <w:lvlJc w:val="left"/>
+      <w:pPr>
+        <w:ind w:left="6480" w:hanging="360"/>
+      </w:pPr>
+      <w:rPr>
+        <w:u w:val="none"/>
+      </w:rPr>
+    </w:lvl>
+  </w:abstractNum>
+  <w:abstractNum w:abstractNumId="3">
+    <w:lvl w:ilvl="0">
+      <w:start w:val="1"/>
+      <w:numFmt w:val="bullet"/>
+      <w:lvlText w:val="●"/>
+      <w:lvlJc w:val="left"/>
+      <w:pPr>
+        <w:ind w:left="720" w:hanging="360"/>
+      </w:pPr>
+      <w:rPr>
+        <w:u w:val="none"/>
+      </w:rPr>
+    </w:lvl>
+    <w:lvl w:ilvl="1">
+      <w:start w:val="1"/>
+      <w:numFmt w:val="bullet"/>
+      <w:lvlText w:val="○"/>
+      <w:lvlJc w:val="left"/>
+      <w:pPr>
+        <w:ind w:left="1440" w:hanging="360"/>
+      </w:pPr>
+      <w:rPr>
+        <w:u w:val="none"/>
+      </w:rPr>
+    </w:lvl>
+    <w:lvl w:ilvl="2">
+      <w:start w:val="1"/>
+      <w:numFmt w:val="bullet"/>
+      <w:lvlText w:val="■"/>
+      <w:lvlJc w:val="left"/>
+      <w:pPr>
+        <w:ind w:left="2160" w:hanging="360"/>
+      </w:pPr>
+      <w:rPr>
+        <w:u w:val="none"/>
+      </w:rPr>
+    </w:lvl>
+    <w:lvl w:ilvl="3">
+      <w:start w:val="1"/>
+      <w:numFmt w:val="bullet"/>
+      <w:lvlText w:val="●"/>
+      <w:lvlJc w:val="left"/>
+      <w:pPr>
+        <w:ind w:left="2880" w:hanging="360"/>
+      </w:pPr>
+      <w:rPr>
+        <w:u w:val="none"/>
+      </w:rPr>
+    </w:lvl>
+    <w:lvl w:ilvl="4">
+      <w:start w:val="1"/>
+      <w:numFmt w:val="bullet"/>
+      <w:lvlText w:val="○"/>
+      <w:lvlJc w:val="left"/>
+      <w:pPr>
+        <w:ind w:left="3600" w:hanging="360"/>
+      </w:pPr>
+      <w:rPr>
+        <w:u w:val="none"/>
+      </w:rPr>
+    </w:lvl>
+    <w:lvl w:ilvl="5">
+      <w:start w:val="1"/>
+      <w:numFmt w:val="bullet"/>
+      <w:lvlText w:val="■"/>
+      <w:lvlJc w:val="left"/>
+      <w:pPr>
+        <w:ind w:left="4320" w:hanging="360"/>
+      </w:pPr>
+      <w:rPr>
+        <w:u w:val="none"/>
+      </w:rPr>
+    </w:lvl>
+    <w:lvl w:ilvl="6">
+      <w:start w:val="1"/>
+      <w:numFmt w:val="bullet"/>
+      <w:lvlText w:val="●"/>
+      <w:lvlJc w:val="left"/>
+      <w:pPr>
+        <w:ind w:left="5040" w:hanging="360"/>
+      </w:pPr>
+      <w:rPr>
+        <w:u w:val="none"/>
+      </w:rPr>
+    </w:lvl>
+    <w:lvl w:ilvl="7">
+      <w:start w:val="1"/>
+      <w:numFmt w:val="bullet"/>
+      <w:lvlText w:val="○"/>
+      <w:lvlJc w:val="left"/>
+      <w:pPr>
+        <w:ind w:left="5760" w:hanging="360"/>
+      </w:pPr>
+      <w:rPr>
+        <w:u w:val="none"/>
+      </w:rPr>
+    </w:lvl>
+    <w:lvl w:ilvl="8">
+      <w:start w:val="1"/>
+      <w:numFmt w:val="bullet"/>
+      <w:lvlText w:val="■"/>
+      <w:lvlJc w:val="left"/>
+      <w:pPr>
+        <w:ind w:left="6480" w:hanging="360"/>
+      </w:pPr>
+      <w:rPr>
+        <w:u w:val="none"/>
+      </w:rPr>
+    </w:lvl>
+  </w:abstractNum>
+  <w:abstractNum w:abstractNumId="4">
+    <w:lvl w:ilvl="0">
+      <w:start w:val="1"/>
+      <w:numFmt w:val="bullet"/>
+      <w:lvlText w:val="●"/>
+      <w:lvlJc w:val="left"/>
+      <w:pPr>
+        <w:ind w:left="720" w:hanging="360"/>
+      </w:pPr>
+      <w:rPr>
+        <w:u w:val="none"/>
+      </w:rPr>
+    </w:lvl>
+    <w:lvl w:ilvl="1">
+      <w:start w:val="1"/>
+      <w:numFmt w:val="bullet"/>
+      <w:lvlText w:val="○"/>
+      <w:lvlJc w:val="left"/>
+      <w:pPr>
+        <w:ind w:left="1440" w:hanging="360"/>
+      </w:pPr>
+      <w:rPr>
+        <w:u w:val="none"/>
+      </w:rPr>
+    </w:lvl>
+    <w:lvl w:ilvl="2">
+      <w:start w:val="1"/>
+      <w:numFmt w:val="bullet"/>
+      <w:lvlText w:val="■"/>
+      <w:lvlJc w:val="left"/>
+      <w:pPr>
+        <w:ind w:left="2160" w:hanging="360"/>
+      </w:pPr>
+      <w:rPr>
+        <w:u w:val="none"/>
+      </w:rPr>
+    </w:lvl>
+    <w:lvl w:ilvl="3">
+      <w:start w:val="1"/>
+      <w:numFmt w:val="bullet"/>
+      <w:lvlText w:val="●"/>
+      <w:lvlJc w:val="left"/>
+      <w:pPr>
+        <w:ind w:left="2880" w:hanging="360"/>
+      </w:pPr>
+      <w:rPr>
+        <w:u w:val="none"/>
+      </w:rPr>
+    </w:lvl>
+    <w:lvl w:ilvl="4">
+      <w:start w:val="1"/>
+      <w:numFmt w:val="bullet"/>
+      <w:lvlText w:val="○"/>
+      <w:lvlJc w:val="left"/>
+      <w:pPr>
+        <w:ind w:left="3600" w:hanging="360"/>
+      </w:pPr>
+      <w:rPr>
+        <w:u w:val="none"/>
+      </w:rPr>
+    </w:lvl>
+    <w:lvl w:ilvl="5">
+      <w:start w:val="1"/>
+      <w:numFmt w:val="bullet"/>
+      <w:lvlText w:val="■"/>
+      <w:lvlJc w:val="left"/>
+      <w:pPr>
+        <w:ind w:left="4320" w:hanging="360"/>
+      </w:pPr>
+      <w:rPr>
+        <w:u w:val="none"/>
+      </w:rPr>
+    </w:lvl>
+    <w:lvl w:ilvl="6">
+      <w:start w:val="1"/>
+      <w:numFmt w:val="bullet"/>
+      <w:lvlText w:val="●"/>
+      <w:lvlJc w:val="left"/>
+      <w:pPr>
+        <w:ind w:left="5040" w:hanging="360"/>
+      </w:pPr>
+      <w:rPr>
+        <w:u w:val="none"/>
+      </w:rPr>
+    </w:lvl>
+    <w:lvl w:ilvl="7">
+      <w:start w:val="1"/>
+      <w:numFmt w:val="bullet"/>
+      <w:lvlText w:val="○"/>
+      <w:lvlJc w:val="left"/>
+      <w:pPr>
+        <w:ind w:left="5760" w:hanging="360"/>
+      </w:pPr>
+      <w:rPr>
+        <w:u w:val="none"/>
+      </w:rPr>
+    </w:lvl>
+    <w:lvl w:ilvl="8">
+      <w:start w:val="1"/>
+      <w:numFmt w:val="bullet"/>
+      <w:lvlText w:val="■"/>
+      <w:lvlJc w:val="left"/>
+      <w:pPr>
+        <w:ind w:left="6480" w:hanging="360"/>
+      </w:pPr>
+      <w:rPr>
+        <w:u w:val="none"/>
+      </w:rPr>
+    </w:lvl>
+  </w:abstractNum>
+  <w:abstractNum w:abstractNumId="5">
+    <w:lvl w:ilvl="0">
+      <w:start w:val="1"/>
+      <w:numFmt w:val="bullet"/>
+      <w:lvlText w:val="●"/>
+      <w:lvlJc w:val="left"/>
+      <w:pPr>
+        <w:ind w:left="720" w:hanging="360"/>
+      </w:pPr>
+      <w:rPr>
+        <w:u w:val="none"/>
+      </w:rPr>
+    </w:lvl>
+    <w:lvl w:ilvl="1">
+      <w:start w:val="1"/>
+      <w:numFmt w:val="bullet"/>
+      <w:lvlText w:val="○"/>
+      <w:lvlJc w:val="left"/>
+      <w:pPr>
+        <w:ind w:left="1440" w:hanging="360"/>
+      </w:pPr>
+      <w:rPr>
+        <w:u w:val="none"/>
+      </w:rPr>
+    </w:lvl>
+    <w:lvl w:ilvl="2">
+      <w:start w:val="1"/>
+      <w:numFmt w:val="bullet"/>
+      <w:lvlText w:val="■"/>
+      <w:lvlJc w:val="left"/>
+      <w:pPr>
+        <w:ind w:left="2160" w:hanging="360"/>
+      </w:pPr>
+      <w:rPr>
+        <w:u w:val="none"/>
+      </w:rPr>
+    </w:lvl>
+    <w:lvl w:ilvl="3">
+      <w:start w:val="1"/>
+      <w:numFmt w:val="bullet"/>
+      <w:lvlText w:val="●"/>
+      <w:lvlJc w:val="left"/>
+      <w:pPr>
+        <w:ind w:left="2880" w:hanging="360"/>
+      </w:pPr>
+      <w:rPr>
+        <w:u w:val="none"/>
+      </w:rPr>
+    </w:lvl>
+    <w:lvl w:ilvl="4">
+      <w:start w:val="1"/>
+      <w:numFmt w:val="bullet"/>
+      <w:lvlText w:val="○"/>
+      <w:lvlJc w:val="left"/>
+      <w:pPr>
+        <w:ind w:left="3600" w:hanging="360"/>
+      </w:pPr>
+      <w:rPr>
+        <w:u w:val="none"/>
+      </w:rPr>
+    </w:lvl>
+    <w:lvl w:ilvl="5">
+      <w:start w:val="1"/>
+      <w:numFmt w:val="bullet"/>
+      <w:lvlText w:val="■"/>
+      <w:lvlJc w:val="left"/>
+      <w:pPr>
+        <w:ind w:left="4320" w:hanging="360"/>
+      </w:pPr>
+      <w:rPr>
+        <w:u w:val="none"/>
+      </w:rPr>
+    </w:lvl>
+    <w:lvl w:ilvl="6">
+      <w:start w:val="1"/>
+      <w:numFmt w:val="bullet"/>
+      <w:lvlText w:val="●"/>
+      <w:lvlJc w:val="left"/>
+      <w:pPr>
+        <w:ind w:left="5040" w:hanging="360"/>
+      </w:pPr>
+      <w:rPr>
+        <w:u w:val="none"/>
+      </w:rPr>
+    </w:lvl>
+    <w:lvl w:ilvl="7">
+      <w:start w:val="1"/>
+      <w:numFmt w:val="bullet"/>
+      <w:lvlText w:val="○"/>
+      <w:lvlJc w:val="left"/>
+      <w:pPr>
+        <w:ind w:left="5760" w:hanging="360"/>
+      </w:pPr>
+      <w:rPr>
+        <w:u w:val="none"/>
+      </w:rPr>
+    </w:lvl>
+    <w:lvl w:ilvl="8">
+      <w:start w:val="1"/>
+      <w:numFmt w:val="bullet"/>
+      <w:lvlText w:val="■"/>
+      <w:lvlJc w:val="left"/>
+      <w:pPr>
+        <w:ind w:left="6480" w:hanging="360"/>
+      </w:pPr>
+      <w:rPr>
+        <w:u w:val="none"/>
+      </w:rPr>
+    </w:lvl>
+  </w:abstractNum>
+  <w:abstractNum w:abstractNumId="6">
+    <w:lvl w:ilvl="0">
+      <w:start w:val="1"/>
+      <w:numFmt w:val="bullet"/>
+      <w:lvlText w:val="●"/>
+      <w:lvlJc w:val="left"/>
+      <w:pPr>
+        <w:ind w:left="720" w:hanging="360"/>
+      </w:pPr>
+      <w:rPr>
         <w:u w:val="none"/>
       </w:rPr>
     </w:lvl>
@@ -1390,6 +1784,18 @@
   </w:num>
   <w:num w:numId="2">
     <w:abstractNumId w:val="2"/>
+  </w:num>
+  <w:num w:numId="3">
+    <w:abstractNumId w:val="3"/>
+  </w:num>
+  <w:num w:numId="4">
+    <w:abstractNumId w:val="4"/>
+  </w:num>
+  <w:num w:numId="5">
+    <w:abstractNumId w:val="5"/>
+  </w:num>
+  <w:num w:numId="6">
+    <w:abstractNumId w:val="6"/>
   </w:num>
 </w:numbering>
 </file>

--- a/public/tushar_sharma.docx
+++ b/public/tushar_sharma.docx
@@ -357,12 +357,12 @@
       </w:pPr>
       <w:r>
         <w:rPr>
-          <w:rFonts w:ascii="Arial Unicode MS" w:cs="Arial Unicode MS" w:eastAsia="Arial Unicode MS" w:hAnsi="Arial Unicode MS"/>
+          <w:rFonts w:ascii="Arial" w:cs="Arial" w:eastAsia="Arial" w:hAnsi="Arial"/>
           <w:b w:val="1"/>
           <w:bCs w:val="1"/>
           <w:rtl w:val="0"/>
         </w:rPr>
-        <w:t xml:space="preserve">Software Engineer Trainee → Software Engineer | Salescode.ai</w:t>
+        <w:t xml:space="preserve">Software Engineer | Salescode.ai</w:t>
       </w:r>
       <w:r>
         <w:rPr>
@@ -374,7 +374,7 @@
           <w:rtl w:val="0"/>
         </w:rPr>
         <w:tab/>
-        <w:t xml:space="preserve">F</w:t>
+        <w:t xml:space="preserve">Aug</w:t>
       </w:r>
       <w:r>
         <w:rPr>
@@ -383,7 +383,7 @@
           <w:bCs w:val="1"/>
           <w:rtl w:val="0"/>
         </w:rPr>
-        <w:t xml:space="preserve">eb 2024 – Present</w:t>
+        <w:t xml:space="preserve"> 2024 – Present</w:t>
       </w:r>
       <w:r>
         <w:rPr>

--- a/public/tushar_sharma.docx
+++ b/public/tushar_sharma.docx
@@ -374,7 +374,6 @@
           <w:rtl w:val="0"/>
         </w:rPr>
         <w:tab/>
-        <w:t xml:space="preserve">Aug</w:t>
       </w:r>
       <w:r>
         <w:rPr>
@@ -383,7 +382,7 @@
           <w:bCs w:val="1"/>
           <w:rtl w:val="0"/>
         </w:rPr>
-        <w:t xml:space="preserve"> 2024 – Present</w:t>
+        <w:t xml:space="preserve">Aug 2024 – Present</w:t>
       </w:r>
       <w:r>
         <w:rPr>
